--- a/assets/tri-plane/downloads/tri-plane-stability-vi.docx
+++ b/assets/tri-plane/downloads/tri-plane-stability-vi.docx
@@ -24139,7 +24139,7 @@
           <w:i w:val="0"/>
           <w:sz w:val="21"/>
         </w:rPr>
-        <w:t>. Cả hai vế đều bị xếp hạng X trong hồ sơ này: lực không bao giờ là 100%, và trục quay là một suy luận động học chưa từng được đo, còn với cú giao bóng thì nó sai một cách cụ thể (mục 9.4). Một tài liệu có thể đặt lời cảnh báo ở đoạn sau; một phụ đề thì không. Đây là chỉnh sửa ưu tiên cao nhất của toàn dự án, vì phim sẽ được chia sẻ lại mà không kèm hồ sơ.</w:t>
+        <w:t>. Cả hai vế đều bị xếp hạng X trong hồ sơ này: lực không bao giờ là 100%, và trục quay là một suy luận động học chưa từng được đo, còn với cú giao bóng thì nó sai một cách cụ thể (mục 9.4). Một tài liệu có thể đặt lời cảnh báo ở đoạn sau; một phụ đề thì không. Đây là chỉnh sửa ưu tiên cao nhất của toàn dự án, vì phim sẽ được chia sẻ lại mà không kèm hồ sơ. Việc chỉnh sửa này đã được thực hiện; mục 26.4.1 ghi lại bản tái phát hành.</w:t>
       </w:r>
     </w:p>
     <w:p>
@@ -24345,6 +24345,612 @@
           <w:sz w:val="21"/>
         </w:rPr>
         <w:t>: "tay thả trước tiếp xúc" tốt hơn "cảm nhận động tác thu".</w:t>
+      </w:r>
+    </w:p>
+    <w:p>
+      <w:pPr>
+        <w:pStyle w:val="Heading3"/>
+        <w:spacing w:before="200" w:after="60"/>
+      </w:pPr>
+      <w:r>
+        <w:rPr>
+          <w:rFonts w:ascii="Calibri" w:hAnsi="Calibri"/>
+          <w:b/>
+          <w:color w:val="1A6B3C"/>
+          <w:sz w:val="23"/>
+        </w:rPr>
+        <w:t>26.4.1 Bản tái phát hành: v1.1</w:t>
+      </w:r>
+    </w:p>
+    <w:p>
+      <w:pPr>
+        <w:spacing w:after="140"/>
+      </w:pPr>
+      <w:r>
+        <w:rPr>
+          <w:b w:val="0"/>
+          <w:i w:val="0"/>
+          <w:sz w:val="21"/>
+        </w:rPr>
+        <w:t>Bản kiểm toán trên không dừng lại ở mức nhận xét. Đoạn phim đã được dựng lại thành v1.1 với cả bốn phát hiện được xử lý, và tệp phim, hồ sơ cùng trang web nay đều mang bản đã sửa. Phần hình ảnh không bị đụng tới — vẫn bốn clip cũ, cùng thứ tự, cùng độ dài mười giây mỗi phân đoạn, đúng tốc độ thực — vì lỗi nằm ở chữ, không nằm ở hình.</w:t>
+      </w:r>
+    </w:p>
+    <w:tbl>
+      <w:tblPr>
+        <w:tblStyle w:val="TableGrid"/>
+        <w:tblW w:type="auto" w:w="0"/>
+        <w:jc w:val="center"/>
+        <w:tblLook w:firstColumn="1" w:firstRow="1" w:lastColumn="0" w:lastRow="0" w:noHBand="0" w:noVBand="1" w:val="04A0"/>
+      </w:tblPr>
+      <w:tblGrid>
+        <w:gridCol w:w="2353"/>
+        <w:gridCol w:w="2353"/>
+        <w:gridCol w:w="2353"/>
+        <w:gridCol w:w="2353"/>
+      </w:tblGrid>
+      <w:tr>
+        <w:tc>
+          <w:tcPr>
+            <w:tcW w:type="dxa" w:w="2353"/>
+            <w:shd w:val="clear" w:color="auto" w:fill="0F2A44"/>
+          </w:tcPr>
+          <w:p>
+            <w:pPr>
+              <w:spacing w:after="40" w:before="40"/>
+            </w:pPr>
+            <w:r>
+              <w:rPr>
+                <w:color w:val="FFFFFF"/>
+              </w:rPr>
+            </w:r>
+            <w:r>
+              <w:rPr>
+                <w:b/>
+                <w:i w:val="0"/>
+                <w:color w:val="FFFFFF"/>
+                <w:sz w:val="18"/>
+              </w:rPr>
+              <w:t>#</w:t>
+            </w:r>
+          </w:p>
+        </w:tc>
+        <w:tc>
+          <w:tcPr>
+            <w:tcW w:type="dxa" w:w="2353"/>
+            <w:shd w:val="clear" w:color="auto" w:fill="0F2A44"/>
+          </w:tcPr>
+          <w:p>
+            <w:pPr>
+              <w:spacing w:after="40" w:before="40"/>
+            </w:pPr>
+            <w:r>
+              <w:rPr>
+                <w:color w:val="FFFFFF"/>
+              </w:rPr>
+            </w:r>
+            <w:r>
+              <w:rPr>
+                <w:b/>
+                <w:i w:val="0"/>
+                <w:color w:val="FFFFFF"/>
+                <w:sz w:val="18"/>
+              </w:rPr>
+              <w:t>Phụ đề v1.0</w:t>
+            </w:r>
+          </w:p>
+        </w:tc>
+        <w:tc>
+          <w:tcPr>
+            <w:tcW w:type="dxa" w:w="2353"/>
+            <w:shd w:val="clear" w:color="auto" w:fill="0F2A44"/>
+          </w:tcPr>
+          <w:p>
+            <w:pPr>
+              <w:spacing w:after="40" w:before="40"/>
+            </w:pPr>
+            <w:r>
+              <w:rPr>
+                <w:color w:val="FFFFFF"/>
+              </w:rPr>
+            </w:r>
+            <w:r>
+              <w:rPr>
+                <w:b/>
+                <w:i w:val="0"/>
+                <w:color w:val="FFFFFF"/>
+                <w:sz w:val="18"/>
+              </w:rPr>
+              <w:t>Phụ đề v1.1</w:t>
+            </w:r>
+          </w:p>
+        </w:tc>
+        <w:tc>
+          <w:tcPr>
+            <w:tcW w:type="dxa" w:w="2353"/>
+            <w:shd w:val="clear" w:color="auto" w:fill="0F2A44"/>
+          </w:tcPr>
+          <w:p>
+            <w:pPr>
+              <w:spacing w:after="40" w:before="40"/>
+            </w:pPr>
+            <w:r>
+              <w:rPr>
+                <w:color w:val="FFFFFF"/>
+              </w:rPr>
+            </w:r>
+            <w:r>
+              <w:rPr>
+                <w:b/>
+                <w:i w:val="0"/>
+                <w:color w:val="FFFFFF"/>
+                <w:sz w:val="18"/>
+              </w:rPr>
+              <w:t>Đã thay đổi gì</w:t>
+            </w:r>
+          </w:p>
+        </w:tc>
+      </w:tr>
+      <w:tr>
+        <w:tc>
+          <w:tcPr>
+            <w:tcW w:type="dxa" w:w="2353"/>
+          </w:tcPr>
+          <w:p>
+            <w:pPr>
+              <w:spacing w:after="40" w:before="40"/>
+            </w:pPr>
+            <w:r/>
+            <w:r>
+              <w:rPr>
+                <w:b w:val="0"/>
+                <w:i w:val="0"/>
+                <w:sz w:val="18"/>
+              </w:rPr>
+              <w:t>1</w:t>
+            </w:r>
+          </w:p>
+        </w:tc>
+        <w:tc>
+          <w:tcPr>
+            <w:tcW w:type="dxa" w:w="2353"/>
+          </w:tcPr>
+          <w:p>
+            <w:pPr>
+              <w:spacing w:after="40" w:before="40"/>
+            </w:pPr>
+            <w:r/>
+            <w:r>
+              <w:rPr>
+                <w:b w:val="0"/>
+                <w:i/>
+                <w:sz w:val="18"/>
+              </w:rPr>
+              <w:t>100% lực qua 1 chân, tạo trục quay thẳng đứng</w:t>
+            </w:r>
+          </w:p>
+        </w:tc>
+        <w:tc>
+          <w:tcPr>
+            <w:tcW w:type="dxa" w:w="2353"/>
+          </w:tcPr>
+          <w:p>
+            <w:pPr>
+              <w:spacing w:after="40" w:before="40"/>
+            </w:pPr>
+            <w:r/>
+            <w:r>
+              <w:rPr>
+                <w:b w:val="0"/>
+                <w:i/>
+                <w:sz w:val="18"/>
+              </w:rPr>
+              <w:t>Dồn phần lớn lực vào chân trụ, chân kia tựa nhẹ</w:t>
+            </w:r>
+          </w:p>
+        </w:tc>
+        <w:tc>
+          <w:tcPr>
+            <w:tcW w:type="dxa" w:w="2353"/>
+          </w:tcPr>
+          <w:p>
+            <w:pPr>
+              <w:spacing w:after="40" w:before="40"/>
+            </w:pPr>
+            <w:r/>
+            <w:r>
+              <w:rPr>
+                <w:b w:val="0"/>
+                <w:i w:val="0"/>
+                <w:sz w:val="18"/>
+              </w:rPr>
+              <w:t>Bỏ cả hai khẳng định hạng X. Lượng từ tuyệt đối không còn, và trục quay thẳng đứng cũng không còn. Phần còn lại — lực dồn vào chân trụ, chân kia tựa nhẹ — là thứ nhìn thấy được trong khung hình.</w:t>
+            </w:r>
+          </w:p>
+        </w:tc>
+      </w:tr>
+      <w:tr>
+        <w:tc>
+          <w:tcPr>
+            <w:tcW w:type="dxa" w:w="2353"/>
+          </w:tcPr>
+          <w:p>
+            <w:pPr>
+              <w:spacing w:after="40" w:before="40"/>
+            </w:pPr>
+            <w:r/>
+            <w:r>
+              <w:rPr>
+                <w:b w:val="0"/>
+                <w:i w:val="0"/>
+                <w:sz w:val="18"/>
+              </w:rPr>
+              <w:t>2</w:t>
+            </w:r>
+          </w:p>
+        </w:tc>
+        <w:tc>
+          <w:tcPr>
+            <w:tcW w:type="dxa" w:w="2353"/>
+          </w:tcPr>
+          <w:p>
+            <w:pPr>
+              <w:spacing w:after="40" w:before="40"/>
+            </w:pPr>
+            <w:r/>
+            <w:r>
+              <w:rPr>
+                <w:b w:val="0"/>
+                <w:i/>
+                <w:sz w:val="18"/>
+              </w:rPr>
+              <w:t>Hai chân bắt buộc dang rộng để ổn định</w:t>
+            </w:r>
+          </w:p>
+        </w:tc>
+        <w:tc>
+          <w:tcPr>
+            <w:tcW w:type="dxa" w:w="2353"/>
+          </w:tcPr>
+          <w:p>
+            <w:pPr>
+              <w:spacing w:after="40" w:before="40"/>
+            </w:pPr>
+            <w:r/>
+            <w:r>
+              <w:rPr>
+                <w:b w:val="0"/>
+                <w:i/>
+                <w:sz w:val="18"/>
+              </w:rPr>
+              <w:t>Rộng vừa đủ để dừng, hẹp vừa đủ để xoay</w:t>
+            </w:r>
+          </w:p>
+        </w:tc>
+        <w:tc>
+          <w:tcPr>
+            <w:tcW w:type="dxa" w:w="2353"/>
+          </w:tcPr>
+          <w:p>
+            <w:pPr>
+              <w:spacing w:after="40" w:before="40"/>
+            </w:pPr>
+            <w:r/>
+            <w:r>
+              <w:rPr>
+                <w:b w:val="0"/>
+                <w:i w:val="0"/>
+                <w:sz w:val="18"/>
+              </w:rPr>
+              <w:t xml:space="preserve">Chi phí bị bỏ sót nay đã được nêu, và </w:t>
+            </w:r>
+            <w:r>
+              <w:rPr>
+                <w:b w:val="0"/>
+                <w:i/>
+                <w:sz w:val="18"/>
+              </w:rPr>
+              <w:t>bắt buộc</w:t>
+            </w:r>
+            <w:r>
+              <w:rPr>
+                <w:b w:val="0"/>
+                <w:i w:val="0"/>
+                <w:sz w:val="18"/>
+              </w:rPr>
+              <w:t xml:space="preserve"> đổi thành </w:t>
+            </w:r>
+            <w:r>
+              <w:rPr>
+                <w:b w:val="0"/>
+                <w:i/>
+                <w:sz w:val="18"/>
+              </w:rPr>
+              <w:t>vừa đủ</w:t>
+            </w:r>
+            <w:r>
+              <w:rPr>
+                <w:b w:val="0"/>
+                <w:i w:val="0"/>
+                <w:sz w:val="18"/>
+              </w:rPr>
+              <w:t>. Dải được mô tả từ cả hai đầu thay vì từ một đầu.</w:t>
+            </w:r>
+          </w:p>
+        </w:tc>
+      </w:tr>
+      <w:tr>
+        <w:tc>
+          <w:tcPr>
+            <w:tcW w:type="dxa" w:w="2353"/>
+          </w:tcPr>
+          <w:p>
+            <w:pPr>
+              <w:spacing w:after="40" w:before="40"/>
+            </w:pPr>
+            <w:r/>
+            <w:r>
+              <w:rPr>
+                <w:b w:val="0"/>
+                <w:i w:val="0"/>
+                <w:sz w:val="18"/>
+              </w:rPr>
+              <w:t>3</w:t>
+            </w:r>
+          </w:p>
+        </w:tc>
+        <w:tc>
+          <w:tcPr>
+            <w:tcW w:type="dxa" w:w="2353"/>
+          </w:tcPr>
+          <w:p>
+            <w:pPr>
+              <w:spacing w:after="40" w:before="40"/>
+            </w:pPr>
+            <w:r/>
+            <w:r>
+              <w:rPr>
+                <w:b w:val="0"/>
+                <w:i/>
+                <w:sz w:val="18"/>
+              </w:rPr>
+              <w:t>Tay trái thu sát ngực → giảm I, tăng tốc độ xoay</w:t>
+            </w:r>
+          </w:p>
+        </w:tc>
+        <w:tc>
+          <w:tcPr>
+            <w:tcW w:type="dxa" w:w="2353"/>
+          </w:tcPr>
+          <w:p>
+            <w:pPr>
+              <w:spacing w:after="40" w:before="40"/>
+            </w:pPr>
+            <w:r/>
+            <w:r>
+              <w:rPr>
+                <w:b w:val="0"/>
+                <w:i/>
+                <w:sz w:val="18"/>
+              </w:rPr>
+              <w:t>Thu sát ngực (giảm I), rồi thả trước tiếp xúc</w:t>
+            </w:r>
+          </w:p>
+        </w:tc>
+        <w:tc>
+          <w:tcPr>
+            <w:tcW w:type="dxa" w:w="2353"/>
+          </w:tcPr>
+          <w:p>
+            <w:pPr>
+              <w:spacing w:after="40" w:before="40"/>
+            </w:pPr>
+            <w:r/>
+            <w:r>
+              <w:rPr>
+                <w:b w:val="0"/>
+                <w:i w:val="0"/>
+                <w:sz w:val="18"/>
+              </w:rPr>
+              <w:t>Giữ nguyên vai trò phụ đề mẫu — nêu cơ chế, gọi tên đại lượng, không gắn con số — và thêm mốc thả tay để tiêu chí có thể trượt cũng như có thể đạt.</w:t>
+            </w:r>
+          </w:p>
+        </w:tc>
+      </w:tr>
+      <w:tr>
+        <w:tc>
+          <w:tcPr>
+            <w:tcW w:type="dxa" w:w="2353"/>
+          </w:tcPr>
+          <w:p>
+            <w:pPr>
+              <w:spacing w:after="40" w:before="40"/>
+            </w:pPr>
+            <w:r/>
+            <w:r>
+              <w:rPr>
+                <w:b w:val="0"/>
+                <w:i w:val="0"/>
+                <w:sz w:val="18"/>
+              </w:rPr>
+              <w:t>4</w:t>
+            </w:r>
+          </w:p>
+        </w:tc>
+        <w:tc>
+          <w:tcPr>
+            <w:tcW w:type="dxa" w:w="2353"/>
+          </w:tcPr>
+          <w:p>
+            <w:pPr>
+              <w:spacing w:after="40" w:before="40"/>
+            </w:pPr>
+            <w:r/>
+            <w:r>
+              <w:rPr>
+                <w:b w:val="0"/>
+                <w:i/>
+                <w:sz w:val="18"/>
+              </w:rPr>
+              <w:t>Giữ tay không thuận sát ngực, không làm rơi khăn</w:t>
+            </w:r>
+          </w:p>
+        </w:tc>
+        <w:tc>
+          <w:tcPr>
+            <w:tcW w:type="dxa" w:w="2353"/>
+          </w:tcPr>
+          <w:p>
+            <w:pPr>
+              <w:spacing w:after="40" w:before="40"/>
+            </w:pPr>
+            <w:r/>
+            <w:r>
+              <w:rPr>
+                <w:b w:val="0"/>
+                <w:i/>
+                <w:sz w:val="18"/>
+              </w:rPr>
+              <w:t>Tay không thuận sát ngực đến lúc bắt đầu vung tới</w:t>
+            </w:r>
+          </w:p>
+        </w:tc>
+        <w:tc>
+          <w:tcPr>
+            <w:tcW w:type="dxa" w:w="2353"/>
+          </w:tcPr>
+          <w:p>
+            <w:pPr>
+              <w:spacing w:after="40" w:before="40"/>
+            </w:pPr>
+            <w:r/>
+            <w:r>
+              <w:rPr>
+                <w:b w:val="0"/>
+                <w:i w:val="0"/>
+                <w:sz w:val="18"/>
+              </w:rPr>
+              <w:t>Sửa tiêu chí một phía. "Không làm rơi khăn" không thể bị trượt vì giữ quá lâu; "giữ đến lúc bắt đầu vung tới" thì có thể.</w:t>
+            </w:r>
+          </w:p>
+        </w:tc>
+      </w:tr>
+    </w:tbl>
+    <w:p/>
+    <w:p>
+      <w:pPr>
+        <w:spacing w:after="140"/>
+      </w:pPr>
+      <w:r>
+        <w:rPr>
+          <w:b/>
+          <w:i w:val="0"/>
+          <w:sz w:val="21"/>
+        </w:rPr>
+        <w:t>Những gì được giữ nguyên có chủ ý.</w:t>
+      </w:r>
+      <w:r>
+        <w:rPr>
+          <w:b w:val="0"/>
+          <w:i w:val="0"/>
+          <w:sz w:val="21"/>
+        </w:rPr>
+        <w:t xml:space="preserve"> Hình học phụ đề không đổi, sai lệch dưới một điểm ảnh so với bản gốc: đo trên khung hình giải mã, chữ chiếm các hàng 626–686 ở cả hai bản. Người đã xem bản đầu sẽ không thấy khung hình đổi, chỉ thấy chữ đổi — và đó chính là ý đồ. Đây là chỉnh sửa, không phải làm mới mỹ thuật, và không có phần nào của việc chỉnh sửa phụ thuộc vào việc người xem nhận ra nó. Lớp phụ đề được dựng lại từ chữ thay vì vá đè lên lớp chữ cũ, nên dấu tiếng Việt sạch ở mọi cỡ chữ thay vì thừa hưởng từ một bản đã bị nén lại.</w:t>
+      </w:r>
+    </w:p>
+    <w:p>
+      <w:pPr>
+        <w:spacing w:after="140"/>
+      </w:pPr>
+      <w:r>
+        <w:rPr>
+          <w:b/>
+          <w:i w:val="0"/>
+          <w:sz w:val="21"/>
+        </w:rPr>
+        <w:t>Âm thanh phải dựng lại chứ không thể sao chép.</w:t>
+      </w:r>
+      <w:r>
+        <w:rPr>
+          <w:b w:val="0"/>
+          <w:i w:val="0"/>
+          <w:sz w:val="21"/>
+        </w:rPr>
+        <w:t xml:space="preserve"> Bốn clip nguồn là mono 24 kHz và đã đạt đỉnh 0,0 dBFS; khi ghép nối chúng bị vỡ tiếng. Bản tái phát hành vì vậy được lấy mẫu lại thành 44,1 kHz stereo, hạ 2 dB và giới hạn đỉnh, cho đỉnh −2,2 dBFS so với −1,7 dBFS của bản gốc, mức trung bình lệch dưới 1 dB. Đây là một sửa nhỏ không ai yêu cầu, nhưng phát hành phụ đề đã sửa trên một đường tiếng bị vỡ thì là một sự đánh đổi tồi.</w:t>
+      </w:r>
+    </w:p>
+    <w:p>
+      <w:pPr>
+        <w:spacing w:after="140"/>
+      </w:pPr>
+      <w:r>
+        <w:rPr>
+          <w:b/>
+          <w:i w:val="0"/>
+          <w:sz w:val="21"/>
+        </w:rPr>
+        <w:t>Những gì bản tái phát hành không sửa được.</w:t>
+      </w:r>
+      <w:r>
+        <w:rPr>
+          <w:b w:val="0"/>
+          <w:i w:val="0"/>
+          <w:sz w:val="21"/>
+        </w:rPr>
+        <w:t xml:space="preserve"> Phân đoạn 2 và 3 mang đồ họa tiếng Anh cháy sẵn vào hình — "BASE OF SUPPORT", và "Trophy Position &amp; Tuck Principle" cùng phụ đề "Rotational Acceleration in Tennis Serve" — nằm cách dải phụ đề chỉ vài điểm ảnh. Phụ đề tiếng Việt vẫn đọc được vì được vẽ kèm bóng đổ, nhưng hai ngôn ngữ chen vào nhau, và ở phân đoạn 3 phụ đề tiếng Anh với dòng đầu tiếng Việt cách nhau chưa đầy một dòng. Điều này không thể sửa từ lớp phụ đề; nó cần hình ảnh không có chữ cháy sẵn. Ở đây nó được ghi nhận như một khuyết điểm đã biết của v1.1 — và không phải khuyết điểm do v1.1 </w:t>
+      </w:r>
+      <w:r>
+        <w:rPr>
+          <w:b w:val="0"/>
+          <w:i/>
+          <w:sz w:val="21"/>
+        </w:rPr>
+        <w:t>tạo ra</w:t>
+      </w:r>
+      <w:r>
+        <w:rPr>
+          <w:b w:val="0"/>
+          <w:i w:val="0"/>
+          <w:sz w:val="21"/>
+        </w:rPr>
+        <w:t>, vì v1.0 chen chúc y hệt.</w:t>
+      </w:r>
+    </w:p>
+    <w:p>
+      <w:pPr>
+        <w:spacing w:after="140"/>
+      </w:pPr>
+      <w:r>
+        <w:rPr>
+          <w:b/>
+          <w:i w:val="0"/>
+          <w:sz w:val="21"/>
+        </w:rPr>
+        <w:t>Tệp.</w:t>
+      </w:r>
+      <w:r>
+        <w:rPr>
+          <w:b w:val="0"/>
+          <w:i w:val="0"/>
+          <w:sz w:val="21"/>
+        </w:rPr>
+        <w:t xml:space="preserve"> </w:t>
+      </w:r>
+      <w:r>
+        <w:rPr>
+          <w:rFonts w:ascii="Consolas" w:hAnsi="Consolas"/>
+          <w:b w:val="0"/>
+          <w:i w:val="0"/>
+          <w:sz w:val="17"/>
+        </w:rPr>
+        <w:t>Tri-Plane-Tong-Hop-VN-40s-v1.1.mp4</w:t>
+      </w:r>
+      <w:r>
+        <w:rPr>
+          <w:b w:val="0"/>
+          <w:i w:val="0"/>
+          <w:sz w:val="21"/>
+        </w:rPr>
+        <w:t xml:space="preserve"> — 40,0 giây, 1280×720, 30 fps, H.264 + AAC 44,1 kHz stereo, 16,5 MB.</w:t>
       </w:r>
     </w:p>
     <w:p>
